--- a/docx/03-direccionamiento-ip/boletin-U03-inicial.docx
+++ b/docx/03-direccionamiento-ip/boletin-U03-inicial.docx
@@ -15,6 +15,9 @@
             <w:pStyle w:val="TOCHeading"/>
           </w:pPr>
           <w:r>
+            <w:rPr>
+              <w:lang w:val="es-ES"/>
+            </w:rPr>
             <w:t xml:space="preserve">Table of Contents</w:t>
           </w:r>
         </w:p>
@@ -34,6 +37,9 @@
         <w:pStyle w:val="Heading1"/>
       </w:pPr>
       <w:r>
+        <w:rPr>
+          <w:lang w:val="es-ES"/>
+        </w:rPr>
         <w:t xml:space="preserve">Boletín UD3 — Inicial</w:t>
       </w:r>
     </w:p>
@@ -44,6 +50,9 @@
         <w:pStyle w:val="Heading1"/>
       </w:pPr>
       <w:r>
+        <w:rPr>
+          <w:lang w:val="es-ES"/>
+        </w:rPr>
         <w:t xml:space="preserve">📝 Boletín UD3 — Inicial</w:t>
       </w:r>
     </w:p>
@@ -52,6 +61,9 @@
         <w:pStyle w:val="BlockText"/>
       </w:pPr>
       <w:r>
+        <w:rPr>
+          <w:lang w:val="es-ES"/>
+        </w:rPr>
         <w:t xml:space="preserve">Ejercicios básicos para afianzar los conceptos de direccionamiento IPv4, máscaras, cabecera, ARP y fragmentación.</w:t>
       </w:r>
     </w:p>
@@ -68,6 +80,9 @@
         <w:pStyle w:val="Heading2"/>
       </w:pPr>
       <w:r>
+        <w:rPr>
+          <w:lang w:val="es-ES"/>
+        </w:rPr>
         <w:t xml:space="preserve">1. Conversión binario</w:t>
       </w:r>
     </w:p>
@@ -76,6 +91,9 @@
         <w:pStyle w:val="FirstParagraph"/>
       </w:pPr>
       <w:r>
+        <w:rPr>
+          <w:lang w:val="es-ES"/>
+        </w:rPr>
         <w:t xml:space="preserve">Convierte a binario (8 bits):</w:t>
       </w:r>
     </w:p>
@@ -88,6 +106,9 @@
         </w:numPr>
       </w:pPr>
       <w:r>
+        <w:rPr>
+          <w:lang w:val="es-ES"/>
+        </w:rPr>
         <w:t xml:space="preserve">192</w:t>
       </w:r>
     </w:p>
@@ -100,6 +121,9 @@
         </w:numPr>
       </w:pPr>
       <w:r>
+        <w:rPr>
+          <w:lang w:val="es-ES"/>
+        </w:rPr>
         <w:t xml:space="preserve">10</w:t>
       </w:r>
     </w:p>
@@ -112,6 +136,9 @@
         </w:numPr>
       </w:pPr>
       <w:r>
+        <w:rPr>
+          <w:lang w:val="es-ES"/>
+        </w:rPr>
         <w:t xml:space="preserve">255</w:t>
       </w:r>
     </w:p>
@@ -124,6 +151,9 @@
         </w:numPr>
       </w:pPr>
       <w:r>
+        <w:rPr>
+          <w:lang w:val="es-ES"/>
+        </w:rPr>
         <w:t xml:space="preserve">0</w:t>
       </w:r>
     </w:p>
@@ -134,6 +164,9 @@
         <w:pStyle w:val="Heading2"/>
       </w:pPr>
       <w:r>
+        <w:rPr>
+          <w:lang w:val="es-ES"/>
+        </w:rPr>
         <w:t xml:space="preserve">2. Conversión a decimal</w:t>
       </w:r>
     </w:p>
@@ -142,6 +175,9 @@
         <w:pStyle w:val="FirstParagraph"/>
       </w:pPr>
       <w:r>
+        <w:rPr>
+          <w:lang w:val="es-ES"/>
+        </w:rPr>
         <w:t xml:space="preserve">Convierte a decimal:</w:t>
       </w:r>
     </w:p>
@@ -154,6 +190,9 @@
         </w:numPr>
       </w:pPr>
       <w:r>
+        <w:rPr>
+          <w:lang w:val="es-ES"/>
+        </w:rPr>
         <w:t xml:space="preserve">11000000</w:t>
       </w:r>
     </w:p>
@@ -166,6 +205,9 @@
         </w:numPr>
       </w:pPr>
       <w:r>
+        <w:rPr>
+          <w:lang w:val="es-ES"/>
+        </w:rPr>
         <w:t xml:space="preserve">10101000</w:t>
       </w:r>
     </w:p>
@@ -178,6 +220,9 @@
         </w:numPr>
       </w:pPr>
       <w:r>
+        <w:rPr>
+          <w:lang w:val="es-ES"/>
+        </w:rPr>
         <w:t xml:space="preserve">00001010</w:t>
       </w:r>
     </w:p>
@@ -190,6 +235,9 @@
         </w:numPr>
       </w:pPr>
       <w:r>
+        <w:rPr>
+          <w:lang w:val="es-ES"/>
+        </w:rPr>
         <w:t xml:space="preserve">11111111</w:t>
       </w:r>
     </w:p>
@@ -200,6 +248,9 @@
         <w:pStyle w:val="Heading2"/>
       </w:pPr>
       <w:r>
+        <w:rPr>
+          <w:lang w:val="es-ES"/>
+        </w:rPr>
         <w:t xml:space="preserve">3. ¿Qué máscara es?</w:t>
       </w:r>
     </w:p>
@@ -208,6 +259,9 @@
         <w:pStyle w:val="FirstParagraph"/>
       </w:pPr>
       <w:r>
+        <w:rPr>
+          <w:lang w:val="es-ES"/>
+        </w:rPr>
         <w:t xml:space="preserve">Relaciona la notación CIDR con la máscara decimal (escribe la letra):</w:t>
       </w:r>
     </w:p>
@@ -232,6 +286,9 @@
               <w:pStyle w:val="Compact"/>
             </w:pPr>
             <w:r>
+              <w:rPr>
+                <w:lang w:val="es-ES"/>
+              </w:rPr>
               <w:t xml:space="preserve">CIDR</w:t>
             </w:r>
           </w:p>
@@ -243,6 +300,9 @@
               <w:pStyle w:val="Compact"/>
             </w:pPr>
             <w:r>
+              <w:rPr>
+                <w:lang w:val="es-ES"/>
+              </w:rPr>
               <w:t xml:space="preserve">Letra</w:t>
             </w:r>
           </w:p>
@@ -256,6 +316,9 @@
               <w:pStyle w:val="Compact"/>
             </w:pPr>
             <w:r>
+              <w:rPr>
+                <w:lang w:val="es-ES"/>
+              </w:rPr>
               <w:t xml:space="preserve">/24</w:t>
             </w:r>
           </w:p>
@@ -267,6 +330,9 @@
               <w:pStyle w:val="Compact"/>
             </w:pPr>
             <w:r>
+              <w:rPr>
+                <w:lang w:val="es-ES"/>
+              </w:rPr>
               <w:t xml:space="preserve">___</w:t>
             </w:r>
           </w:p>
@@ -280,6 +346,9 @@
               <w:pStyle w:val="Compact"/>
             </w:pPr>
             <w:r>
+              <w:rPr>
+                <w:lang w:val="es-ES"/>
+              </w:rPr>
               <w:t xml:space="preserve">/16</w:t>
             </w:r>
           </w:p>
@@ -291,6 +360,9 @@
               <w:pStyle w:val="Compact"/>
             </w:pPr>
             <w:r>
+              <w:rPr>
+                <w:lang w:val="es-ES"/>
+              </w:rPr>
               <w:t xml:space="preserve">___</w:t>
             </w:r>
           </w:p>
@@ -304,6 +376,9 @@
               <w:pStyle w:val="Compact"/>
             </w:pPr>
             <w:r>
+              <w:rPr>
+                <w:lang w:val="es-ES"/>
+              </w:rPr>
               <w:t xml:space="preserve">/30</w:t>
             </w:r>
           </w:p>
@@ -315,6 +390,9 @@
               <w:pStyle w:val="Compact"/>
             </w:pPr>
             <w:r>
+              <w:rPr>
+                <w:lang w:val="es-ES"/>
+              </w:rPr>
               <w:t xml:space="preserve">___</w:t>
             </w:r>
           </w:p>
@@ -328,6 +406,9 @@
               <w:pStyle w:val="Compact"/>
             </w:pPr>
             <w:r>
+              <w:rPr>
+                <w:lang w:val="es-ES"/>
+              </w:rPr>
               <w:t xml:space="preserve">/8</w:t>
             </w:r>
           </w:p>
@@ -339,6 +420,9 @@
               <w:pStyle w:val="Compact"/>
             </w:pPr>
             <w:r>
+              <w:rPr>
+                <w:lang w:val="es-ES"/>
+              </w:rPr>
               <w:t xml:space="preserve">___</w:t>
             </w:r>
           </w:p>
@@ -367,6 +451,9 @@
               <w:pStyle w:val="Compact"/>
             </w:pPr>
             <w:r>
+              <w:rPr>
+                <w:lang w:val="es-ES"/>
+              </w:rPr>
               <w:t xml:space="preserve">Opciones de máscara</w:t>
             </w:r>
           </w:p>
@@ -388,6 +475,9 @@
               <w:pStyle w:val="Compact"/>
             </w:pPr>
             <w:r>
+              <w:rPr>
+                <w:lang w:val="es-ES"/>
+              </w:rPr>
               <w:t xml:space="preserve">a)</w:t>
             </w:r>
           </w:p>
@@ -399,6 +489,9 @@
               <w:pStyle w:val="Compact"/>
             </w:pPr>
             <w:r>
+              <w:rPr>
+                <w:lang w:val="es-ES"/>
+              </w:rPr>
               <w:t xml:space="preserve">255.255.255.252</w:t>
             </w:r>
           </w:p>
@@ -412,6 +505,9 @@
               <w:pStyle w:val="Compact"/>
             </w:pPr>
             <w:r>
+              <w:rPr>
+                <w:lang w:val="es-ES"/>
+              </w:rPr>
               <w:t xml:space="preserve">b)</w:t>
             </w:r>
           </w:p>
@@ -423,6 +519,9 @@
               <w:pStyle w:val="Compact"/>
             </w:pPr>
             <w:r>
+              <w:rPr>
+                <w:lang w:val="es-ES"/>
+              </w:rPr>
               <w:t xml:space="preserve">255.255.255.0</w:t>
             </w:r>
           </w:p>
@@ -436,6 +535,9 @@
               <w:pStyle w:val="Compact"/>
             </w:pPr>
             <w:r>
+              <w:rPr>
+                <w:lang w:val="es-ES"/>
+              </w:rPr>
               <w:t xml:space="preserve">c)</w:t>
             </w:r>
           </w:p>
@@ -447,6 +549,9 @@
               <w:pStyle w:val="Compact"/>
             </w:pPr>
             <w:r>
+              <w:rPr>
+                <w:lang w:val="es-ES"/>
+              </w:rPr>
               <w:t xml:space="preserve">255.255.0.0</w:t>
             </w:r>
           </w:p>
@@ -460,6 +565,9 @@
               <w:pStyle w:val="Compact"/>
             </w:pPr>
             <w:r>
+              <w:rPr>
+                <w:lang w:val="es-ES"/>
+              </w:rPr>
               <w:t xml:space="preserve">d)</w:t>
             </w:r>
           </w:p>
@@ -471,6 +579,9 @@
               <w:pStyle w:val="Compact"/>
             </w:pPr>
             <w:r>
+              <w:rPr>
+                <w:lang w:val="es-ES"/>
+              </w:rPr>
               <w:t xml:space="preserve">255.0.0.0</w:t>
             </w:r>
           </w:p>
@@ -484,6 +595,9 @@
         <w:pStyle w:val="Heading2"/>
       </w:pPr>
       <w:r>
+        <w:rPr>
+          <w:lang w:val="es-ES"/>
+        </w:rPr>
         <w:t xml:space="preserve">4. Verdadero o falso</w:t>
       </w:r>
     </w:p>
@@ -496,6 +610,9 @@
         </w:numPr>
       </w:pPr>
       <w:r>
+        <w:rPr>
+          <w:lang w:val="es-ES"/>
+        </w:rPr>
         <w:t xml:space="preserve">Una dirección IPv4 tiene 48 bits.</w:t>
       </w:r>
     </w:p>
@@ -508,6 +625,9 @@
         </w:numPr>
       </w:pPr>
       <w:r>
+        <w:rPr>
+          <w:lang w:val="es-ES"/>
+        </w:rPr>
         <w:t xml:space="preserve">192.168.1.256 es una IP válida.</w:t>
       </w:r>
     </w:p>
@@ -520,6 +640,9 @@
         </w:numPr>
       </w:pPr>
       <w:r>
+        <w:rPr>
+          <w:lang w:val="es-ES"/>
+        </w:rPr>
         <w:t xml:space="preserve">La dirección de broadcast de 192.168.1.0/24 es 192.168.1.255.</w:t>
       </w:r>
     </w:p>
@@ -532,6 +655,9 @@
         </w:numPr>
       </w:pPr>
       <w:r>
+        <w:rPr>
+          <w:lang w:val="es-ES"/>
+        </w:rPr>
         <w:t xml:space="preserve">DHCP asigna IPs automáticamente.</w:t>
       </w:r>
     </w:p>
@@ -544,6 +670,9 @@
         </w:numPr>
       </w:pPr>
       <w:r>
+        <w:rPr>
+          <w:lang w:val="es-ES"/>
+        </w:rPr>
         <w:t xml:space="preserve">Las IPs privadas pueden viajar por Internet.</w:t>
       </w:r>
     </w:p>
@@ -554,6 +683,9 @@
         <w:pStyle w:val="Heading2"/>
       </w:pPr>
       <w:r>
+        <w:rPr>
+          <w:lang w:val="es-ES"/>
+        </w:rPr>
         <w:t xml:space="preserve">5. Calcula hosts</w:t>
       </w:r>
     </w:p>
@@ -562,6 +694,9 @@
         <w:pStyle w:val="FirstParagraph"/>
       </w:pPr>
       <w:r>
+        <w:rPr>
+          <w:lang w:val="es-ES"/>
+        </w:rPr>
         <w:t xml:space="preserve">¿Cuántos hosts útiles tiene cada subred?</w:t>
       </w:r>
     </w:p>
@@ -574,6 +709,9 @@
         </w:numPr>
       </w:pPr>
       <w:r>
+        <w:rPr>
+          <w:lang w:val="es-ES"/>
+        </w:rPr>
         <w:t xml:space="preserve">/24</w:t>
       </w:r>
     </w:p>
@@ -586,6 +724,9 @@
         </w:numPr>
       </w:pPr>
       <w:r>
+        <w:rPr>
+          <w:lang w:val="es-ES"/>
+        </w:rPr>
         <w:t xml:space="preserve">/27</w:t>
       </w:r>
     </w:p>
@@ -598,6 +739,9 @@
         </w:numPr>
       </w:pPr>
       <w:r>
+        <w:rPr>
+          <w:lang w:val="es-ES"/>
+        </w:rPr>
         <w:t xml:space="preserve">/30</w:t>
       </w:r>
     </w:p>
@@ -610,6 +754,9 @@
         </w:numPr>
       </w:pPr>
       <w:r>
+        <w:rPr>
+          <w:lang w:val="es-ES"/>
+        </w:rPr>
         <w:t xml:space="preserve">/29</w:t>
       </w:r>
     </w:p>
@@ -620,6 +767,9 @@
         <w:pStyle w:val="Heading2"/>
       </w:pPr>
       <w:r>
+        <w:rPr>
+          <w:lang w:val="es-ES"/>
+        </w:rPr>
         <w:t xml:space="preserve">6. Identifica el tipo</w:t>
       </w:r>
     </w:p>
@@ -628,6 +778,9 @@
         <w:pStyle w:val="FirstParagraph"/>
       </w:pPr>
       <w:r>
+        <w:rPr>
+          <w:lang w:val="es-ES"/>
+        </w:rPr>
         <w:t xml:space="preserve">Indica si cada IP es pública, privada o especial:</w:t>
       </w:r>
     </w:p>
@@ -640,6 +793,9 @@
         </w:numPr>
       </w:pPr>
       <w:r>
+        <w:rPr>
+          <w:lang w:val="es-ES"/>
+        </w:rPr>
         <w:t xml:space="preserve">10.0.0.15</w:t>
       </w:r>
     </w:p>
@@ -652,6 +808,9 @@
         </w:numPr>
       </w:pPr>
       <w:r>
+        <w:rPr>
+          <w:lang w:val="es-ES"/>
+        </w:rPr>
         <w:t xml:space="preserve">8.8.8.8</w:t>
       </w:r>
     </w:p>
@@ -664,6 +823,9 @@
         </w:numPr>
       </w:pPr>
       <w:r>
+        <w:rPr>
+          <w:lang w:val="es-ES"/>
+        </w:rPr>
         <w:t xml:space="preserve">192.168.1.1</w:t>
       </w:r>
     </w:p>
@@ -676,6 +838,9 @@
         </w:numPr>
       </w:pPr>
       <w:r>
+        <w:rPr>
+          <w:lang w:val="es-ES"/>
+        </w:rPr>
         <w:t xml:space="preserve">127.0.0.1</w:t>
       </w:r>
     </w:p>
@@ -688,6 +853,9 @@
         </w:numPr>
       </w:pPr>
       <w:r>
+        <w:rPr>
+          <w:lang w:val="es-ES"/>
+        </w:rPr>
         <w:t xml:space="preserve">172.16.0.100</w:t>
       </w:r>
     </w:p>
@@ -700,6 +868,9 @@
         </w:numPr>
       </w:pPr>
       <w:r>
+        <w:rPr>
+          <w:lang w:val="es-ES"/>
+        </w:rPr>
         <w:t xml:space="preserve">169.254.1.1</w:t>
       </w:r>
     </w:p>
@@ -710,6 +881,9 @@
         <w:pStyle w:val="Heading2"/>
       </w:pPr>
       <w:r>
+        <w:rPr>
+          <w:lang w:val="es-ES"/>
+        </w:rPr>
         <w:t xml:space="preserve">7. Calcula la dirección de red</w:t>
       </w:r>
     </w:p>
@@ -718,35 +892,55 @@
         <w:pStyle w:val="FirstParagraph"/>
       </w:pPr>
       <w:r>
+        <w:rPr>
+          <w:lang w:val="es-ES"/>
+        </w:rPr>
         <w:t xml:space="preserve">Para cada par de IP y máscara, haz el</w:t>
       </w:r>
       <w:r>
+        <w:rPr>
+          <w:lang w:val="es-ES"/>
+        </w:rPr>
         <w:t xml:space="preserve"> </w:t>
       </w:r>
       <w:r>
         <w:rPr>
           <w:b/>
           <w:bCs/>
+          <w:lang w:val="es-ES"/>
         </w:rPr>
         <w:t xml:space="preserve">AND</w:t>
       </w:r>
       <w:r>
+        <w:rPr>
+          <w:lang w:val="es-ES"/>
+        </w:rPr>
         <w:t xml:space="preserve"> </w:t>
       </w:r>
       <w:r>
+        <w:rPr>
+          <w:lang w:val="es-ES"/>
+        </w:rPr>
         <w:t xml:space="preserve">bit a bit y di cuál es la</w:t>
       </w:r>
       <w:r>
+        <w:rPr>
+          <w:lang w:val="es-ES"/>
+        </w:rPr>
         <w:t xml:space="preserve"> </w:t>
       </w:r>
       <w:r>
         <w:rPr>
           <w:b/>
           <w:bCs/>
+          <w:lang w:val="es-ES"/>
         </w:rPr>
         <w:t xml:space="preserve">dirección de red</w:t>
       </w:r>
       <w:r>
+        <w:rPr>
+          <w:lang w:val="es-ES"/>
+        </w:rPr>
         <w:t xml:space="preserve">:</w:t>
       </w:r>
     </w:p>
@@ -759,6 +953,9 @@
         </w:numPr>
       </w:pPr>
       <w:r>
+        <w:rPr>
+          <w:lang w:val="es-ES"/>
+        </w:rPr>
         <w:t xml:space="preserve">IP: 192.168.1.37 · Máscara: 255.255.255.0</w:t>
       </w:r>
     </w:p>
@@ -771,6 +968,9 @@
         </w:numPr>
       </w:pPr>
       <w:r>
+        <w:rPr>
+          <w:lang w:val="es-ES"/>
+        </w:rPr>
         <w:t xml:space="preserve">IP: 10.0.0.150 · Máscara: 255.0.0.0</w:t>
       </w:r>
     </w:p>
@@ -783,6 +983,9 @@
         </w:numPr>
       </w:pPr>
       <w:r>
+        <w:rPr>
+          <w:lang w:val="es-ES"/>
+        </w:rPr>
         <w:t xml:space="preserve">IP: 172.16.0.200 · Máscara: 255.255.255.128</w:t>
       </w:r>
     </w:p>
@@ -795,6 +998,9 @@
         </w:numPr>
       </w:pPr>
       <w:r>
+        <w:rPr>
+          <w:lang w:val="es-ES"/>
+        </w:rPr>
         <w:t xml:space="preserve">IP: 192.168.1.66 · Máscara: 255.255.255.192</w:t>
       </w:r>
     </w:p>
@@ -806,25 +1012,44 @@
         <w:rPr>
           <w:b/>
           <w:bCs/>
+          <w:lang w:val="es-ES"/>
         </w:rPr>
         <w:t xml:space="preserve">Pista:</w:t>
       </w:r>
       <w:r>
+        <w:rPr>
+          <w:lang w:val="es-ES"/>
+        </w:rPr>
         <w:t xml:space="preserve"> </w:t>
       </w:r>
       <w:r>
+        <w:rPr>
+          <w:lang w:val="es-ES"/>
+        </w:rPr>
         <w:t xml:space="preserve">pasa el octeto</w:t>
       </w:r>
       <w:r>
+        <w:rPr>
+          <w:lang w:val="es-ES"/>
+        </w:rPr>
         <w:t xml:space="preserve"> </w:t>
       </w:r>
       <w:r>
+        <w:rPr>
+          <w:lang w:val="es-ES"/>
+        </w:rPr>
         <w:t xml:space="preserve">“mágico”</w:t>
       </w:r>
       <w:r>
+        <w:rPr>
+          <w:lang w:val="es-ES"/>
+        </w:rPr>
         <w:t xml:space="preserve"> </w:t>
       </w:r>
       <w:r>
+        <w:rPr>
+          <w:lang w:val="es-ES"/>
+        </w:rPr>
         <w:t xml:space="preserve">(el último de la máscara que no es 255) a binario y haz el AND con el octeto correspondiente de la IP. El resto de octetos se copian tal cual (si la máscara es 255) o se ponen a 0 (si la máscara es 0).</w:t>
       </w:r>
     </w:p>
@@ -835,6 +1060,9 @@
         <w:pStyle w:val="Heading2"/>
       </w:pPr>
       <w:r>
+        <w:rPr>
+          <w:lang w:val="es-ES"/>
+        </w:rPr>
         <w:t xml:space="preserve">8. Subredes iguales</w:t>
       </w:r>
     </w:p>
@@ -843,35 +1071,55 @@
         <w:pStyle w:val="FirstParagraph"/>
       </w:pPr>
       <w:r>
+        <w:rPr>
+          <w:lang w:val="es-ES"/>
+        </w:rPr>
         <w:t xml:space="preserve">Divide la red</w:t>
       </w:r>
       <w:r>
+        <w:rPr>
+          <w:lang w:val="es-ES"/>
+        </w:rPr>
         <w:t xml:space="preserve"> </w:t>
       </w:r>
       <w:r>
         <w:rPr>
           <w:b/>
           <w:bCs/>
+          <w:lang w:val="es-ES"/>
         </w:rPr>
         <w:t xml:space="preserve">192.168.5.0/24</w:t>
       </w:r>
       <w:r>
+        <w:rPr>
+          <w:lang w:val="es-ES"/>
+        </w:rPr>
         <w:t xml:space="preserve"> </w:t>
       </w:r>
       <w:r>
+        <w:rPr>
+          <w:lang w:val="es-ES"/>
+        </w:rPr>
         <w:t xml:space="preserve">en</w:t>
       </w:r>
       <w:r>
+        <w:rPr>
+          <w:lang w:val="es-ES"/>
+        </w:rPr>
         <w:t xml:space="preserve"> </w:t>
       </w:r>
       <w:r>
         <w:rPr>
           <w:b/>
           <w:bCs/>
+          <w:lang w:val="es-ES"/>
         </w:rPr>
         <w:t xml:space="preserve">4 subredes del mismo tamaño</w:t>
       </w:r>
       <w:r>
+        <w:rPr>
+          <w:lang w:val="es-ES"/>
+        </w:rPr>
         <w:t xml:space="preserve">.</w:t>
       </w:r>
     </w:p>
@@ -884,6 +1132,9 @@
         </w:numPr>
       </w:pPr>
       <w:r>
+        <w:rPr>
+          <w:lang w:val="es-ES"/>
+        </w:rPr>
         <w:t xml:space="preserve">¿Cuántos bits debes prestar a la máscara?</w:t>
       </w:r>
     </w:p>
@@ -896,6 +1147,9 @@
         </w:numPr>
       </w:pPr>
       <w:r>
+        <w:rPr>
+          <w:lang w:val="es-ES"/>
+        </w:rPr>
         <w:t xml:space="preserve">¿Cuál es la nueva máscara (CIDR y decimal)?</w:t>
       </w:r>
     </w:p>
@@ -908,6 +1162,9 @@
         </w:numPr>
       </w:pPr>
       <w:r>
+        <w:rPr>
+          <w:lang w:val="es-ES"/>
+        </w:rPr>
         <w:t xml:space="preserve">¿Cuántos hosts útiles tiene cada subred?</w:t>
       </w:r>
     </w:p>
@@ -920,6 +1177,9 @@
         </w:numPr>
       </w:pPr>
       <w:r>
+        <w:rPr>
+          <w:lang w:val="es-ES"/>
+        </w:rPr>
         <w:t xml:space="preserve">Enumera las 4 direcciones de red con su rango de hosts.</w:t>
       </w:r>
     </w:p>
@@ -930,6 +1190,9 @@
         <w:pStyle w:val="Heading2"/>
       </w:pPr>
       <w:r>
+        <w:rPr>
+          <w:lang w:val="es-ES"/>
+        </w:rPr>
         <w:t xml:space="preserve">9. Cabecera IPv4</w:t>
       </w:r>
     </w:p>
@@ -938,6 +1201,9 @@
         <w:pStyle w:val="FirstParagraph"/>
       </w:pPr>
       <w:r>
+        <w:rPr>
+          <w:lang w:val="es-ES"/>
+        </w:rPr>
         <w:t xml:space="preserve">Relaciona cada campo de la cabecera con su función:</w:t>
       </w:r>
     </w:p>
@@ -963,6 +1229,9 @@
               <w:pStyle w:val="Compact"/>
             </w:pPr>
             <w:r>
+              <w:rPr>
+                <w:lang w:val="es-ES"/>
+              </w:rPr>
               <w:t xml:space="preserve">Campo</w:t>
             </w:r>
           </w:p>
@@ -974,6 +1243,9 @@
               <w:pStyle w:val="Compact"/>
             </w:pPr>
             <w:r>
+              <w:rPr>
+                <w:lang w:val="es-ES"/>
+              </w:rPr>
               <w:t xml:space="preserve">Función</w:t>
             </w:r>
           </w:p>
@@ -987,6 +1259,9 @@
               <w:pStyle w:val="Compact"/>
             </w:pPr>
             <w:r>
+              <w:rPr>
+                <w:lang w:val="es-ES"/>
+              </w:rPr>
               <w:t xml:space="preserve">1. TTL</w:t>
             </w:r>
           </w:p>
@@ -998,6 +1273,9 @@
               <w:pStyle w:val="Compact"/>
             </w:pPr>
             <w:r>
+              <w:rPr>
+                <w:lang w:val="es-ES"/>
+              </w:rPr>
               <w:t xml:space="preserve">a) Dice qué hay dentro: TCP (6), UDP (17), ICMP (1)</w:t>
             </w:r>
           </w:p>
@@ -1011,6 +1289,9 @@
               <w:pStyle w:val="Compact"/>
             </w:pPr>
             <w:r>
+              <w:rPr>
+                <w:lang w:val="es-ES"/>
+              </w:rPr>
               <w:t xml:space="preserve">2. Protocolo</w:t>
             </w:r>
           </w:p>
@@ -1022,6 +1303,9 @@
               <w:pStyle w:val="Compact"/>
             </w:pPr>
             <w:r>
+              <w:rPr>
+                <w:lang w:val="es-ES"/>
+              </w:rPr>
               <w:t xml:space="preserve">b) IP origen y destino del paquete</w:t>
             </w:r>
           </w:p>
@@ -1035,6 +1319,9 @@
               <w:pStyle w:val="Compact"/>
             </w:pPr>
             <w:r>
+              <w:rPr>
+                <w:lang w:val="es-ES"/>
+              </w:rPr>
               <w:t xml:space="preserve">3. IP origen / destino</w:t>
             </w:r>
           </w:p>
@@ -1046,6 +1333,9 @@
               <w:pStyle w:val="Compact"/>
             </w:pPr>
             <w:r>
+              <w:rPr>
+                <w:lang w:val="es-ES"/>
+              </w:rPr>
               <w:t xml:space="preserve">c) Contador de saltos; a 0 el paquete se descarta</w:t>
             </w:r>
           </w:p>
@@ -1059,6 +1349,9 @@
               <w:pStyle w:val="Compact"/>
             </w:pPr>
             <w:r>
+              <w:rPr>
+                <w:lang w:val="es-ES"/>
+              </w:rPr>
               <w:t xml:space="preserve">4. Offset + flags MF</w:t>
             </w:r>
           </w:p>
@@ -1070,6 +1363,9 @@
               <w:pStyle w:val="Compact"/>
             </w:pPr>
             <w:r>
+              <w:rPr>
+                <w:lang w:val="es-ES"/>
+              </w:rPr>
               <w:t xml:space="preserve">d) Coordinan la fragmentación y el reensamblado</w:t>
             </w:r>
           </w:p>
@@ -1081,6 +1377,9 @@
         <w:pStyle w:val="BodyText"/>
       </w:pPr>
       <w:r>
+        <w:rPr>
+          <w:lang w:val="es-ES"/>
+        </w:rPr>
         <w:t xml:space="preserve">V/F:</w:t>
       </w:r>
     </w:p>
@@ -1093,6 +1392,9 @@
         </w:numPr>
       </w:pPr>
       <w:r>
+        <w:rPr>
+          <w:lang w:val="es-ES"/>
+        </w:rPr>
         <w:t xml:space="preserve">La cabecera IPv4 mínima mide 20 bytes.</w:t>
       </w:r>
     </w:p>
@@ -1105,6 +1407,9 @@
         </w:numPr>
       </w:pPr>
       <w:r>
+        <w:rPr>
+          <w:lang w:val="es-ES"/>
+        </w:rPr>
         <w:t xml:space="preserve">El checksum de la cabecera IP protege el payload de los datos.</w:t>
       </w:r>
     </w:p>
@@ -1117,6 +1422,9 @@
         </w:numPr>
       </w:pPr>
       <w:r>
+        <w:rPr>
+          <w:lang w:val="es-ES"/>
+        </w:rPr>
         <w:t xml:space="preserve">TTL evita bucles de rutas indefinidas.</w:t>
       </w:r>
     </w:p>
@@ -1127,6 +1435,9 @@
         <w:pStyle w:val="Heading2"/>
       </w:pPr>
       <w:r>
+        <w:rPr>
+          <w:lang w:val="es-ES"/>
+        </w:rPr>
         <w:t xml:space="preserve">10. ARP en la red local</w:t>
       </w:r>
     </w:p>
@@ -1135,36 +1446,59 @@
         <w:pStyle w:val="FirstParagraph"/>
       </w:pPr>
       <w:r>
+        <w:rPr>
+          <w:lang w:val="es-ES"/>
+        </w:rPr>
         <w:t xml:space="preserve">Una PC</w:t>
       </w:r>
       <w:r>
+        <w:rPr>
+          <w:lang w:val="es-ES"/>
+        </w:rPr>
         <w:t xml:space="preserve"> </w:t>
       </w:r>
       <w:r>
         <w:rPr>
           <w:rStyle w:val="VerbatimChar"/>
+          <w:lang w:val="es-ES"/>
         </w:rPr>
         <w:t xml:space="preserve">192.168.1.10</w:t>
       </w:r>
       <w:r>
+        <w:rPr>
+          <w:lang w:val="es-ES"/>
+        </w:rPr>
         <w:t xml:space="preserve"> </w:t>
       </w:r>
       <w:r>
+        <w:rPr>
+          <w:lang w:val="es-ES"/>
+        </w:rPr>
         <w:t xml:space="preserve">quiere hacer ping a</w:t>
       </w:r>
       <w:r>
+        <w:rPr>
+          <w:lang w:val="es-ES"/>
+        </w:rPr>
         <w:t xml:space="preserve"> </w:t>
       </w:r>
       <w:r>
         <w:rPr>
           <w:rStyle w:val="VerbatimChar"/>
+          <w:lang w:val="es-ES"/>
         </w:rPr>
         <w:t xml:space="preserve">192.168.1.20</w:t>
       </w:r>
       <w:r>
+        <w:rPr>
+          <w:lang w:val="es-ES"/>
+        </w:rPr>
         <w:t xml:space="preserve"> </w:t>
       </w:r>
       <w:r>
+        <w:rPr>
+          <w:lang w:val="es-ES"/>
+        </w:rPr>
         <w:t xml:space="preserve">y su tabla ARP está vacía.</w:t>
       </w:r>
     </w:p>
@@ -1177,6 +1511,9 @@
         </w:numPr>
       </w:pPr>
       <w:r>
+        <w:rPr>
+          <w:lang w:val="es-ES"/>
+        </w:rPr>
         <w:t xml:space="preserve">¿Qué mensaje ARP se envía primero y con qué dirección MAC de destino (capa 2)?</w:t>
       </w:r>
     </w:p>
@@ -1189,6 +1526,9 @@
         </w:numPr>
       </w:pPr>
       <w:r>
+        <w:rPr>
+          <w:lang w:val="es-ES"/>
+        </w:rPr>
         <w:t xml:space="preserve">¿Quién contesta y con qué tipo de mensaje?</w:t>
       </w:r>
     </w:p>
@@ -1201,6 +1541,9 @@
         </w:numPr>
       </w:pPr>
       <w:r>
+        <w:rPr>
+          <w:lang w:val="es-ES"/>
+        </w:rPr>
         <w:t xml:space="preserve">¿Qué guarda la PC en su tabla al terminar? ¿Con qué comando lo compruebas en Windows?</w:t>
       </w:r>
     </w:p>
@@ -1213,6 +1556,9 @@
         </w:numPr>
       </w:pPr>
       <w:r>
+        <w:rPr>
+          <w:lang w:val="es-ES"/>
+        </w:rPr>
         <w:t xml:space="preserve">¿ARP resuelve IP→MAC o MAC→IP?</w:t>
       </w:r>
     </w:p>
@@ -1223,6 +1569,9 @@
         <w:pStyle w:val="Heading2"/>
       </w:pPr>
       <w:r>
+        <w:rPr>
+          <w:lang w:val="es-ES"/>
+        </w:rPr>
         <w:t xml:space="preserve">11. MTU y fragmentación</w:t>
       </w:r>
     </w:p>
@@ -1231,35 +1580,55 @@
         <w:pStyle w:val="FirstParagraph"/>
       </w:pPr>
       <w:r>
+        <w:rPr>
+          <w:lang w:val="es-ES"/>
+        </w:rPr>
         <w:t xml:space="preserve">Un host envía un datagrama IPv4 de</w:t>
       </w:r>
       <w:r>
+        <w:rPr>
+          <w:lang w:val="es-ES"/>
+        </w:rPr>
         <w:t xml:space="preserve"> </w:t>
       </w:r>
       <w:r>
         <w:rPr>
           <w:b/>
           <w:bCs/>
+          <w:lang w:val="es-ES"/>
         </w:rPr>
         <w:t xml:space="preserve">4000 bytes de datos</w:t>
       </w:r>
       <w:r>
+        <w:rPr>
+          <w:lang w:val="es-ES"/>
+        </w:rPr>
         <w:t xml:space="preserve"> </w:t>
       </w:r>
       <w:r>
+        <w:rPr>
+          <w:lang w:val="es-ES"/>
+        </w:rPr>
         <w:t xml:space="preserve">+ 20 de cabecera por un enlace con</w:t>
       </w:r>
       <w:r>
+        <w:rPr>
+          <w:lang w:val="es-ES"/>
+        </w:rPr>
         <w:t xml:space="preserve"> </w:t>
       </w:r>
       <w:r>
         <w:rPr>
           <w:b/>
           <w:bCs/>
+          <w:lang w:val="es-ES"/>
         </w:rPr>
         <w:t xml:space="preserve">MTU 1500</w:t>
       </w:r>
       <w:r>
+        <w:rPr>
+          <w:lang w:val="es-ES"/>
+        </w:rPr>
         <w:t xml:space="preserve">.</w:t>
       </w:r>
     </w:p>
@@ -1272,6 +1641,9 @@
         </w:numPr>
       </w:pPr>
       <w:r>
+        <w:rPr>
+          <w:lang w:val="es-ES"/>
+        </w:rPr>
         <w:t xml:space="preserve">¿Cuántos bytes de payload caben en cada fragmento (recuerda el múltiplo de 8 y la cabecera)?</w:t>
       </w:r>
     </w:p>
@@ -1284,6 +1656,9 @@
         </w:numPr>
       </w:pPr>
       <w:r>
+        <w:rPr>
+          <w:lang w:val="es-ES"/>
+        </w:rPr>
         <w:t xml:space="preserve">¿Cuántos fragmentos salen en total? ¿Cuánto mide el último?</w:t>
       </w:r>
     </w:p>
@@ -1296,6 +1671,9 @@
         </w:numPr>
       </w:pPr>
       <w:r>
+        <w:rPr>
+          <w:lang w:val="es-ES"/>
+        </w:rPr>
         <w:t xml:space="preserve">¿Qué flag indica al destino que aún faltan fragmentos?</w:t>
       </w:r>
     </w:p>
@@ -1308,6 +1686,9 @@
         </w:numPr>
       </w:pPr>
       <w:r>
+        <w:rPr>
+          <w:lang w:val="es-ES"/>
+        </w:rPr>
         <w:t xml:space="preserve">¿Quién reensambla: el router intermedio o el host destino?</w:t>
       </w:r>
     </w:p>

--- a/docx/03-direccionamiento-ip/boletin-U03-inicial.docx
+++ b/docx/03-direccionamiento-ip/boletin-U03-inicial.docx
@@ -15,9 +15,6 @@
             <w:pStyle w:val="TOCHeading"/>
           </w:pPr>
           <w:r>
-            <w:rPr>
-              <w:lang w:val="es-ES"/>
-            </w:rPr>
             <w:t xml:space="preserve">Table of Contents</w:t>
           </w:r>
         </w:p>
@@ -37,9 +34,6 @@
         <w:pStyle w:val="Heading1"/>
       </w:pPr>
       <w:r>
-        <w:rPr>
-          <w:lang w:val="es-ES"/>
-        </w:rPr>
         <w:t xml:space="preserve">Boletín UD3 — Inicial</w:t>
       </w:r>
     </w:p>
@@ -50,9 +44,6 @@
         <w:pStyle w:val="Heading1"/>
       </w:pPr>
       <w:r>
-        <w:rPr>
-          <w:lang w:val="es-ES"/>
-        </w:rPr>
         <w:t xml:space="preserve">📝 Boletín UD3 — Inicial</w:t>
       </w:r>
     </w:p>
@@ -61,9 +52,6 @@
         <w:pStyle w:val="BlockText"/>
       </w:pPr>
       <w:r>
-        <w:rPr>
-          <w:lang w:val="es-ES"/>
-        </w:rPr>
         <w:t xml:space="preserve">Ejercicios básicos para afianzar los conceptos de direccionamiento IPv4, máscaras, cabecera, ARP y fragmentación.</w:t>
       </w:r>
     </w:p>
@@ -80,9 +68,6 @@
         <w:pStyle w:val="Heading2"/>
       </w:pPr>
       <w:r>
-        <w:rPr>
-          <w:lang w:val="es-ES"/>
-        </w:rPr>
         <w:t xml:space="preserve">1. Conversión binario</w:t>
       </w:r>
     </w:p>
@@ -91,9 +76,6 @@
         <w:pStyle w:val="FirstParagraph"/>
       </w:pPr>
       <w:r>
-        <w:rPr>
-          <w:lang w:val="es-ES"/>
-        </w:rPr>
         <w:t xml:space="preserve">Convierte a binario (8 bits):</w:t>
       </w:r>
     </w:p>
@@ -106,9 +88,6 @@
         </w:numPr>
       </w:pPr>
       <w:r>
-        <w:rPr>
-          <w:lang w:val="es-ES"/>
-        </w:rPr>
         <w:t xml:space="preserve">192</w:t>
       </w:r>
     </w:p>
@@ -121,9 +100,6 @@
         </w:numPr>
       </w:pPr>
       <w:r>
-        <w:rPr>
-          <w:lang w:val="es-ES"/>
-        </w:rPr>
         <w:t xml:space="preserve">10</w:t>
       </w:r>
     </w:p>
@@ -136,9 +112,6 @@
         </w:numPr>
       </w:pPr>
       <w:r>
-        <w:rPr>
-          <w:lang w:val="es-ES"/>
-        </w:rPr>
         <w:t xml:space="preserve">255</w:t>
       </w:r>
     </w:p>
@@ -151,9 +124,6 @@
         </w:numPr>
       </w:pPr>
       <w:r>
-        <w:rPr>
-          <w:lang w:val="es-ES"/>
-        </w:rPr>
         <w:t xml:space="preserve">0</w:t>
       </w:r>
     </w:p>
@@ -164,9 +134,6 @@
         <w:pStyle w:val="Heading2"/>
       </w:pPr>
       <w:r>
-        <w:rPr>
-          <w:lang w:val="es-ES"/>
-        </w:rPr>
         <w:t xml:space="preserve">2. Conversión a decimal</w:t>
       </w:r>
     </w:p>
@@ -175,9 +142,6 @@
         <w:pStyle w:val="FirstParagraph"/>
       </w:pPr>
       <w:r>
-        <w:rPr>
-          <w:lang w:val="es-ES"/>
-        </w:rPr>
         <w:t xml:space="preserve">Convierte a decimal:</w:t>
       </w:r>
     </w:p>
@@ -190,9 +154,6 @@
         </w:numPr>
       </w:pPr>
       <w:r>
-        <w:rPr>
-          <w:lang w:val="es-ES"/>
-        </w:rPr>
         <w:t xml:space="preserve">11000000</w:t>
       </w:r>
     </w:p>
@@ -205,9 +166,6 @@
         </w:numPr>
       </w:pPr>
       <w:r>
-        <w:rPr>
-          <w:lang w:val="es-ES"/>
-        </w:rPr>
         <w:t xml:space="preserve">10101000</w:t>
       </w:r>
     </w:p>
@@ -220,9 +178,6 @@
         </w:numPr>
       </w:pPr>
       <w:r>
-        <w:rPr>
-          <w:lang w:val="es-ES"/>
-        </w:rPr>
         <w:t xml:space="preserve">00001010</w:t>
       </w:r>
     </w:p>
@@ -235,9 +190,6 @@
         </w:numPr>
       </w:pPr>
       <w:r>
-        <w:rPr>
-          <w:lang w:val="es-ES"/>
-        </w:rPr>
         <w:t xml:space="preserve">11111111</w:t>
       </w:r>
     </w:p>
@@ -248,9 +200,6 @@
         <w:pStyle w:val="Heading2"/>
       </w:pPr>
       <w:r>
-        <w:rPr>
-          <w:lang w:val="es-ES"/>
-        </w:rPr>
         <w:t xml:space="preserve">3. ¿Qué máscara es?</w:t>
       </w:r>
     </w:p>
@@ -259,9 +208,6 @@
         <w:pStyle w:val="FirstParagraph"/>
       </w:pPr>
       <w:r>
-        <w:rPr>
-          <w:lang w:val="es-ES"/>
-        </w:rPr>
         <w:t xml:space="preserve">Relaciona la notación CIDR con la máscara decimal (escribe la letra):</w:t>
       </w:r>
     </w:p>
@@ -286,9 +232,6 @@
               <w:pStyle w:val="Compact"/>
             </w:pPr>
             <w:r>
-              <w:rPr>
-                <w:lang w:val="es-ES"/>
-              </w:rPr>
               <w:t xml:space="preserve">CIDR</w:t>
             </w:r>
           </w:p>
@@ -300,9 +243,6 @@
               <w:pStyle w:val="Compact"/>
             </w:pPr>
             <w:r>
-              <w:rPr>
-                <w:lang w:val="es-ES"/>
-              </w:rPr>
               <w:t xml:space="preserve">Letra</w:t>
             </w:r>
           </w:p>
@@ -316,9 +256,6 @@
               <w:pStyle w:val="Compact"/>
             </w:pPr>
             <w:r>
-              <w:rPr>
-                <w:lang w:val="es-ES"/>
-              </w:rPr>
               <w:t xml:space="preserve">/24</w:t>
             </w:r>
           </w:p>
@@ -330,9 +267,6 @@
               <w:pStyle w:val="Compact"/>
             </w:pPr>
             <w:r>
-              <w:rPr>
-                <w:lang w:val="es-ES"/>
-              </w:rPr>
               <w:t xml:space="preserve">___</w:t>
             </w:r>
           </w:p>
@@ -346,9 +280,6 @@
               <w:pStyle w:val="Compact"/>
             </w:pPr>
             <w:r>
-              <w:rPr>
-                <w:lang w:val="es-ES"/>
-              </w:rPr>
               <w:t xml:space="preserve">/16</w:t>
             </w:r>
           </w:p>
@@ -360,9 +291,6 @@
               <w:pStyle w:val="Compact"/>
             </w:pPr>
             <w:r>
-              <w:rPr>
-                <w:lang w:val="es-ES"/>
-              </w:rPr>
               <w:t xml:space="preserve">___</w:t>
             </w:r>
           </w:p>
@@ -376,9 +304,6 @@
               <w:pStyle w:val="Compact"/>
             </w:pPr>
             <w:r>
-              <w:rPr>
-                <w:lang w:val="es-ES"/>
-              </w:rPr>
               <w:t xml:space="preserve">/30</w:t>
             </w:r>
           </w:p>
@@ -390,9 +315,6 @@
               <w:pStyle w:val="Compact"/>
             </w:pPr>
             <w:r>
-              <w:rPr>
-                <w:lang w:val="es-ES"/>
-              </w:rPr>
               <w:t xml:space="preserve">___</w:t>
             </w:r>
           </w:p>
@@ -406,9 +328,6 @@
               <w:pStyle w:val="Compact"/>
             </w:pPr>
             <w:r>
-              <w:rPr>
-                <w:lang w:val="es-ES"/>
-              </w:rPr>
               <w:t xml:space="preserve">/8</w:t>
             </w:r>
           </w:p>
@@ -420,9 +339,6 @@
               <w:pStyle w:val="Compact"/>
             </w:pPr>
             <w:r>
-              <w:rPr>
-                <w:lang w:val="es-ES"/>
-              </w:rPr>
               <w:t xml:space="preserve">___</w:t>
             </w:r>
           </w:p>
@@ -451,9 +367,6 @@
               <w:pStyle w:val="Compact"/>
             </w:pPr>
             <w:r>
-              <w:rPr>
-                <w:lang w:val="es-ES"/>
-              </w:rPr>
               <w:t xml:space="preserve">Opciones de máscara</w:t>
             </w:r>
           </w:p>
@@ -475,9 +388,6 @@
               <w:pStyle w:val="Compact"/>
             </w:pPr>
             <w:r>
-              <w:rPr>
-                <w:lang w:val="es-ES"/>
-              </w:rPr>
               <w:t xml:space="preserve">a)</w:t>
             </w:r>
           </w:p>
@@ -489,9 +399,6 @@
               <w:pStyle w:val="Compact"/>
             </w:pPr>
             <w:r>
-              <w:rPr>
-                <w:lang w:val="es-ES"/>
-              </w:rPr>
               <w:t xml:space="preserve">255.255.255.252</w:t>
             </w:r>
           </w:p>
@@ -505,9 +412,6 @@
               <w:pStyle w:val="Compact"/>
             </w:pPr>
             <w:r>
-              <w:rPr>
-                <w:lang w:val="es-ES"/>
-              </w:rPr>
               <w:t xml:space="preserve">b)</w:t>
             </w:r>
           </w:p>
@@ -519,9 +423,6 @@
               <w:pStyle w:val="Compact"/>
             </w:pPr>
             <w:r>
-              <w:rPr>
-                <w:lang w:val="es-ES"/>
-              </w:rPr>
               <w:t xml:space="preserve">255.255.255.0</w:t>
             </w:r>
           </w:p>
@@ -535,9 +436,6 @@
               <w:pStyle w:val="Compact"/>
             </w:pPr>
             <w:r>
-              <w:rPr>
-                <w:lang w:val="es-ES"/>
-              </w:rPr>
               <w:t xml:space="preserve">c)</w:t>
             </w:r>
           </w:p>
@@ -549,9 +447,6 @@
               <w:pStyle w:val="Compact"/>
             </w:pPr>
             <w:r>
-              <w:rPr>
-                <w:lang w:val="es-ES"/>
-              </w:rPr>
               <w:t xml:space="preserve">255.255.0.0</w:t>
             </w:r>
           </w:p>
@@ -565,9 +460,6 @@
               <w:pStyle w:val="Compact"/>
             </w:pPr>
             <w:r>
-              <w:rPr>
-                <w:lang w:val="es-ES"/>
-              </w:rPr>
               <w:t xml:space="preserve">d)</w:t>
             </w:r>
           </w:p>
@@ -579,9 +471,6 @@
               <w:pStyle w:val="Compact"/>
             </w:pPr>
             <w:r>
-              <w:rPr>
-                <w:lang w:val="es-ES"/>
-              </w:rPr>
               <w:t xml:space="preserve">255.0.0.0</w:t>
             </w:r>
           </w:p>
@@ -595,9 +484,6 @@
         <w:pStyle w:val="Heading2"/>
       </w:pPr>
       <w:r>
-        <w:rPr>
-          <w:lang w:val="es-ES"/>
-        </w:rPr>
         <w:t xml:space="preserve">4. Verdadero o falso</w:t>
       </w:r>
     </w:p>
@@ -610,9 +496,6 @@
         </w:numPr>
       </w:pPr>
       <w:r>
-        <w:rPr>
-          <w:lang w:val="es-ES"/>
-        </w:rPr>
         <w:t xml:space="preserve">Una dirección IPv4 tiene 48 bits.</w:t>
       </w:r>
     </w:p>
@@ -625,9 +508,6 @@
         </w:numPr>
       </w:pPr>
       <w:r>
-        <w:rPr>
-          <w:lang w:val="es-ES"/>
-        </w:rPr>
         <w:t xml:space="preserve">192.168.1.256 es una IP válida.</w:t>
       </w:r>
     </w:p>
@@ -640,9 +520,6 @@
         </w:numPr>
       </w:pPr>
       <w:r>
-        <w:rPr>
-          <w:lang w:val="es-ES"/>
-        </w:rPr>
         <w:t xml:space="preserve">La dirección de broadcast de 192.168.1.0/24 es 192.168.1.255.</w:t>
       </w:r>
     </w:p>
@@ -655,9 +532,6 @@
         </w:numPr>
       </w:pPr>
       <w:r>
-        <w:rPr>
-          <w:lang w:val="es-ES"/>
-        </w:rPr>
         <w:t xml:space="preserve">DHCP asigna IPs automáticamente.</w:t>
       </w:r>
     </w:p>
@@ -670,9 +544,6 @@
         </w:numPr>
       </w:pPr>
       <w:r>
-        <w:rPr>
-          <w:lang w:val="es-ES"/>
-        </w:rPr>
         <w:t xml:space="preserve">Las IPs privadas pueden viajar por Internet.</w:t>
       </w:r>
     </w:p>
@@ -683,9 +554,6 @@
         <w:pStyle w:val="Heading2"/>
       </w:pPr>
       <w:r>
-        <w:rPr>
-          <w:lang w:val="es-ES"/>
-        </w:rPr>
         <w:t xml:space="preserve">5. Calcula hosts</w:t>
       </w:r>
     </w:p>
@@ -694,9 +562,6 @@
         <w:pStyle w:val="FirstParagraph"/>
       </w:pPr>
       <w:r>
-        <w:rPr>
-          <w:lang w:val="es-ES"/>
-        </w:rPr>
         <w:t xml:space="preserve">¿Cuántos hosts útiles tiene cada subred?</w:t>
       </w:r>
     </w:p>
@@ -709,9 +574,6 @@
         </w:numPr>
       </w:pPr>
       <w:r>
-        <w:rPr>
-          <w:lang w:val="es-ES"/>
-        </w:rPr>
         <w:t xml:space="preserve">/24</w:t>
       </w:r>
     </w:p>
@@ -724,9 +586,6 @@
         </w:numPr>
       </w:pPr>
       <w:r>
-        <w:rPr>
-          <w:lang w:val="es-ES"/>
-        </w:rPr>
         <w:t xml:space="preserve">/27</w:t>
       </w:r>
     </w:p>
@@ -739,9 +598,6 @@
         </w:numPr>
       </w:pPr>
       <w:r>
-        <w:rPr>
-          <w:lang w:val="es-ES"/>
-        </w:rPr>
         <w:t xml:space="preserve">/30</w:t>
       </w:r>
     </w:p>
@@ -754,9 +610,6 @@
         </w:numPr>
       </w:pPr>
       <w:r>
-        <w:rPr>
-          <w:lang w:val="es-ES"/>
-        </w:rPr>
         <w:t xml:space="preserve">/29</w:t>
       </w:r>
     </w:p>
@@ -767,9 +620,6 @@
         <w:pStyle w:val="Heading2"/>
       </w:pPr>
       <w:r>
-        <w:rPr>
-          <w:lang w:val="es-ES"/>
-        </w:rPr>
         <w:t xml:space="preserve">6. Identifica el tipo</w:t>
       </w:r>
     </w:p>
@@ -778,9 +628,6 @@
         <w:pStyle w:val="FirstParagraph"/>
       </w:pPr>
       <w:r>
-        <w:rPr>
-          <w:lang w:val="es-ES"/>
-        </w:rPr>
         <w:t xml:space="preserve">Indica si cada IP es pública, privada o especial:</w:t>
       </w:r>
     </w:p>
@@ -793,9 +640,6 @@
         </w:numPr>
       </w:pPr>
       <w:r>
-        <w:rPr>
-          <w:lang w:val="es-ES"/>
-        </w:rPr>
         <w:t xml:space="preserve">10.0.0.15</w:t>
       </w:r>
     </w:p>
@@ -808,9 +652,6 @@
         </w:numPr>
       </w:pPr>
       <w:r>
-        <w:rPr>
-          <w:lang w:val="es-ES"/>
-        </w:rPr>
         <w:t xml:space="preserve">8.8.8.8</w:t>
       </w:r>
     </w:p>
@@ -823,9 +664,6 @@
         </w:numPr>
       </w:pPr>
       <w:r>
-        <w:rPr>
-          <w:lang w:val="es-ES"/>
-        </w:rPr>
         <w:t xml:space="preserve">192.168.1.1</w:t>
       </w:r>
     </w:p>
@@ -838,9 +676,6 @@
         </w:numPr>
       </w:pPr>
       <w:r>
-        <w:rPr>
-          <w:lang w:val="es-ES"/>
-        </w:rPr>
         <w:t xml:space="preserve">127.0.0.1</w:t>
       </w:r>
     </w:p>
@@ -853,9 +688,6 @@
         </w:numPr>
       </w:pPr>
       <w:r>
-        <w:rPr>
-          <w:lang w:val="es-ES"/>
-        </w:rPr>
         <w:t xml:space="preserve">172.16.0.100</w:t>
       </w:r>
     </w:p>
@@ -868,9 +700,6 @@
         </w:numPr>
       </w:pPr>
       <w:r>
-        <w:rPr>
-          <w:lang w:val="es-ES"/>
-        </w:rPr>
         <w:t xml:space="preserve">169.254.1.1</w:t>
       </w:r>
     </w:p>
@@ -881,9 +710,6 @@
         <w:pStyle w:val="Heading2"/>
       </w:pPr>
       <w:r>
-        <w:rPr>
-          <w:lang w:val="es-ES"/>
-        </w:rPr>
         <w:t xml:space="preserve">7. Calcula la dirección de red</w:t>
       </w:r>
     </w:p>
@@ -892,55 +718,35 @@
         <w:pStyle w:val="FirstParagraph"/>
       </w:pPr>
       <w:r>
-        <w:rPr>
-          <w:lang w:val="es-ES"/>
-        </w:rPr>
         <w:t xml:space="preserve">Para cada par de IP y máscara, haz el</w:t>
       </w:r>
       <w:r>
-        <w:rPr>
-          <w:lang w:val="es-ES"/>
-        </w:rPr>
         <w:t xml:space="preserve"> </w:t>
       </w:r>
       <w:r>
         <w:rPr>
           <w:b/>
           <w:bCs/>
-          <w:lang w:val="es-ES"/>
         </w:rPr>
         <w:t xml:space="preserve">AND</w:t>
       </w:r>
       <w:r>
-        <w:rPr>
-          <w:lang w:val="es-ES"/>
-        </w:rPr>
         <w:t xml:space="preserve"> </w:t>
       </w:r>
       <w:r>
-        <w:rPr>
-          <w:lang w:val="es-ES"/>
-        </w:rPr>
         <w:t xml:space="preserve">bit a bit y di cuál es la</w:t>
       </w:r>
       <w:r>
-        <w:rPr>
-          <w:lang w:val="es-ES"/>
-        </w:rPr>
         <w:t xml:space="preserve"> </w:t>
       </w:r>
       <w:r>
         <w:rPr>
           <w:b/>
           <w:bCs/>
-          <w:lang w:val="es-ES"/>
         </w:rPr>
         <w:t xml:space="preserve">dirección de red</w:t>
       </w:r>
       <w:r>
-        <w:rPr>
-          <w:lang w:val="es-ES"/>
-        </w:rPr>
         <w:t xml:space="preserve">:</w:t>
       </w:r>
     </w:p>
@@ -953,9 +759,6 @@
         </w:numPr>
       </w:pPr>
       <w:r>
-        <w:rPr>
-          <w:lang w:val="es-ES"/>
-        </w:rPr>
         <w:t xml:space="preserve">IP: 192.168.1.37 · Máscara: 255.255.255.0</w:t>
       </w:r>
     </w:p>
@@ -968,9 +771,6 @@
         </w:numPr>
       </w:pPr>
       <w:r>
-        <w:rPr>
-          <w:lang w:val="es-ES"/>
-        </w:rPr>
         <w:t xml:space="preserve">IP: 10.0.0.150 · Máscara: 255.0.0.0</w:t>
       </w:r>
     </w:p>
@@ -983,9 +783,6 @@
         </w:numPr>
       </w:pPr>
       <w:r>
-        <w:rPr>
-          <w:lang w:val="es-ES"/>
-        </w:rPr>
         <w:t xml:space="preserve">IP: 172.16.0.200 · Máscara: 255.255.255.128</w:t>
       </w:r>
     </w:p>
@@ -998,9 +795,6 @@
         </w:numPr>
       </w:pPr>
       <w:r>
-        <w:rPr>
-          <w:lang w:val="es-ES"/>
-        </w:rPr>
         <w:t xml:space="preserve">IP: 192.168.1.66 · Máscara: 255.255.255.192</w:t>
       </w:r>
     </w:p>
@@ -1012,44 +806,25 @@
         <w:rPr>
           <w:b/>
           <w:bCs/>
-          <w:lang w:val="es-ES"/>
         </w:rPr>
         <w:t xml:space="preserve">Pista:</w:t>
       </w:r>
       <w:r>
-        <w:rPr>
-          <w:lang w:val="es-ES"/>
-        </w:rPr>
         <w:t xml:space="preserve"> </w:t>
       </w:r>
       <w:r>
-        <w:rPr>
-          <w:lang w:val="es-ES"/>
-        </w:rPr>
         <w:t xml:space="preserve">pasa el octeto</w:t>
       </w:r>
       <w:r>
-        <w:rPr>
-          <w:lang w:val="es-ES"/>
-        </w:rPr>
         <w:t xml:space="preserve"> </w:t>
       </w:r>
       <w:r>
-        <w:rPr>
-          <w:lang w:val="es-ES"/>
-        </w:rPr>
         <w:t xml:space="preserve">“mágico”</w:t>
       </w:r>
       <w:r>
-        <w:rPr>
-          <w:lang w:val="es-ES"/>
-        </w:rPr>
         <w:t xml:space="preserve"> </w:t>
       </w:r>
       <w:r>
-        <w:rPr>
-          <w:lang w:val="es-ES"/>
-        </w:rPr>
         <w:t xml:space="preserve">(el último de la máscara que no es 255) a binario y haz el AND con el octeto correspondiente de la IP. El resto de octetos se copian tal cual (si la máscara es 255) o se ponen a 0 (si la máscara es 0).</w:t>
       </w:r>
     </w:p>
@@ -1060,9 +835,6 @@
         <w:pStyle w:val="Heading2"/>
       </w:pPr>
       <w:r>
-        <w:rPr>
-          <w:lang w:val="es-ES"/>
-        </w:rPr>
         <w:t xml:space="preserve">8. Subredes iguales</w:t>
       </w:r>
     </w:p>
@@ -1071,55 +843,35 @@
         <w:pStyle w:val="FirstParagraph"/>
       </w:pPr>
       <w:r>
-        <w:rPr>
-          <w:lang w:val="es-ES"/>
-        </w:rPr>
         <w:t xml:space="preserve">Divide la red</w:t>
       </w:r>
       <w:r>
-        <w:rPr>
-          <w:lang w:val="es-ES"/>
-        </w:rPr>
         <w:t xml:space="preserve"> </w:t>
       </w:r>
       <w:r>
         <w:rPr>
           <w:b/>
           <w:bCs/>
-          <w:lang w:val="es-ES"/>
         </w:rPr>
         <w:t xml:space="preserve">192.168.5.0/24</w:t>
       </w:r>
       <w:r>
-        <w:rPr>
-          <w:lang w:val="es-ES"/>
-        </w:rPr>
         <w:t xml:space="preserve"> </w:t>
       </w:r>
       <w:r>
-        <w:rPr>
-          <w:lang w:val="es-ES"/>
-        </w:rPr>
         <w:t xml:space="preserve">en</w:t>
       </w:r>
       <w:r>
-        <w:rPr>
-          <w:lang w:val="es-ES"/>
-        </w:rPr>
         <w:t xml:space="preserve"> </w:t>
       </w:r>
       <w:r>
         <w:rPr>
           <w:b/>
           <w:bCs/>
-          <w:lang w:val="es-ES"/>
         </w:rPr>
         <w:t xml:space="preserve">4 subredes del mismo tamaño</w:t>
       </w:r>
       <w:r>
-        <w:rPr>
-          <w:lang w:val="es-ES"/>
-        </w:rPr>
         <w:t xml:space="preserve">.</w:t>
       </w:r>
     </w:p>
@@ -1132,9 +884,6 @@
         </w:numPr>
       </w:pPr>
       <w:r>
-        <w:rPr>
-          <w:lang w:val="es-ES"/>
-        </w:rPr>
         <w:t xml:space="preserve">¿Cuántos bits debes prestar a la máscara?</w:t>
       </w:r>
     </w:p>
@@ -1147,9 +896,6 @@
         </w:numPr>
       </w:pPr>
       <w:r>
-        <w:rPr>
-          <w:lang w:val="es-ES"/>
-        </w:rPr>
         <w:t xml:space="preserve">¿Cuál es la nueva máscara (CIDR y decimal)?</w:t>
       </w:r>
     </w:p>
@@ -1162,9 +908,6 @@
         </w:numPr>
       </w:pPr>
       <w:r>
-        <w:rPr>
-          <w:lang w:val="es-ES"/>
-        </w:rPr>
         <w:t xml:space="preserve">¿Cuántos hosts útiles tiene cada subred?</w:t>
       </w:r>
     </w:p>
@@ -1177,9 +920,6 @@
         </w:numPr>
       </w:pPr>
       <w:r>
-        <w:rPr>
-          <w:lang w:val="es-ES"/>
-        </w:rPr>
         <w:t xml:space="preserve">Enumera las 4 direcciones de red con su rango de hosts.</w:t>
       </w:r>
     </w:p>
@@ -1190,9 +930,6 @@
         <w:pStyle w:val="Heading2"/>
       </w:pPr>
       <w:r>
-        <w:rPr>
-          <w:lang w:val="es-ES"/>
-        </w:rPr>
         <w:t xml:space="preserve">9. Cabecera IPv4</w:t>
       </w:r>
     </w:p>
@@ -1201,9 +938,6 @@
         <w:pStyle w:val="FirstParagraph"/>
       </w:pPr>
       <w:r>
-        <w:rPr>
-          <w:lang w:val="es-ES"/>
-        </w:rPr>
         <w:t xml:space="preserve">Relaciona cada campo de la cabecera con su función:</w:t>
       </w:r>
     </w:p>
@@ -1229,9 +963,6 @@
               <w:pStyle w:val="Compact"/>
             </w:pPr>
             <w:r>
-              <w:rPr>
-                <w:lang w:val="es-ES"/>
-              </w:rPr>
               <w:t xml:space="preserve">Campo</w:t>
             </w:r>
           </w:p>
@@ -1243,9 +974,6 @@
               <w:pStyle w:val="Compact"/>
             </w:pPr>
             <w:r>
-              <w:rPr>
-                <w:lang w:val="es-ES"/>
-              </w:rPr>
               <w:t xml:space="preserve">Función</w:t>
             </w:r>
           </w:p>
@@ -1259,9 +987,6 @@
               <w:pStyle w:val="Compact"/>
             </w:pPr>
             <w:r>
-              <w:rPr>
-                <w:lang w:val="es-ES"/>
-              </w:rPr>
               <w:t xml:space="preserve">1. TTL</w:t>
             </w:r>
           </w:p>
@@ -1273,9 +998,6 @@
               <w:pStyle w:val="Compact"/>
             </w:pPr>
             <w:r>
-              <w:rPr>
-                <w:lang w:val="es-ES"/>
-              </w:rPr>
               <w:t xml:space="preserve">a) Dice qué hay dentro: TCP (6), UDP (17), ICMP (1)</w:t>
             </w:r>
           </w:p>
@@ -1289,9 +1011,6 @@
               <w:pStyle w:val="Compact"/>
             </w:pPr>
             <w:r>
-              <w:rPr>
-                <w:lang w:val="es-ES"/>
-              </w:rPr>
               <w:t xml:space="preserve">2. Protocolo</w:t>
             </w:r>
           </w:p>
@@ -1303,9 +1022,6 @@
               <w:pStyle w:val="Compact"/>
             </w:pPr>
             <w:r>
-              <w:rPr>
-                <w:lang w:val="es-ES"/>
-              </w:rPr>
               <w:t xml:space="preserve">b) IP origen y destino del paquete</w:t>
             </w:r>
           </w:p>
@@ -1319,9 +1035,6 @@
               <w:pStyle w:val="Compact"/>
             </w:pPr>
             <w:r>
-              <w:rPr>
-                <w:lang w:val="es-ES"/>
-              </w:rPr>
               <w:t xml:space="preserve">3. IP origen / destino</w:t>
             </w:r>
           </w:p>
@@ -1333,9 +1046,6 @@
               <w:pStyle w:val="Compact"/>
             </w:pPr>
             <w:r>
-              <w:rPr>
-                <w:lang w:val="es-ES"/>
-              </w:rPr>
               <w:t xml:space="preserve">c) Contador de saltos; a 0 el paquete se descarta</w:t>
             </w:r>
           </w:p>
@@ -1349,9 +1059,6 @@
               <w:pStyle w:val="Compact"/>
             </w:pPr>
             <w:r>
-              <w:rPr>
-                <w:lang w:val="es-ES"/>
-              </w:rPr>
               <w:t xml:space="preserve">4. Offset + flags MF</w:t>
             </w:r>
           </w:p>
@@ -1363,9 +1070,6 @@
               <w:pStyle w:val="Compact"/>
             </w:pPr>
             <w:r>
-              <w:rPr>
-                <w:lang w:val="es-ES"/>
-              </w:rPr>
               <w:t xml:space="preserve">d) Coordinan la fragmentación y el reensamblado</w:t>
             </w:r>
           </w:p>
@@ -1377,9 +1081,6 @@
         <w:pStyle w:val="BodyText"/>
       </w:pPr>
       <w:r>
-        <w:rPr>
-          <w:lang w:val="es-ES"/>
-        </w:rPr>
         <w:t xml:space="preserve">V/F:</w:t>
       </w:r>
     </w:p>
@@ -1392,9 +1093,6 @@
         </w:numPr>
       </w:pPr>
       <w:r>
-        <w:rPr>
-          <w:lang w:val="es-ES"/>
-        </w:rPr>
         <w:t xml:space="preserve">La cabecera IPv4 mínima mide 20 bytes.</w:t>
       </w:r>
     </w:p>
@@ -1407,9 +1105,6 @@
         </w:numPr>
       </w:pPr>
       <w:r>
-        <w:rPr>
-          <w:lang w:val="es-ES"/>
-        </w:rPr>
         <w:t xml:space="preserve">El checksum de la cabecera IP protege el payload de los datos.</w:t>
       </w:r>
     </w:p>
@@ -1422,9 +1117,6 @@
         </w:numPr>
       </w:pPr>
       <w:r>
-        <w:rPr>
-          <w:lang w:val="es-ES"/>
-        </w:rPr>
         <w:t xml:space="preserve">TTL evita bucles de rutas indefinidas.</w:t>
       </w:r>
     </w:p>
@@ -1435,9 +1127,6 @@
         <w:pStyle w:val="Heading2"/>
       </w:pPr>
       <w:r>
-        <w:rPr>
-          <w:lang w:val="es-ES"/>
-        </w:rPr>
         <w:t xml:space="preserve">10. ARP en la red local</w:t>
       </w:r>
     </w:p>
@@ -1446,59 +1135,36 @@
         <w:pStyle w:val="FirstParagraph"/>
       </w:pPr>
       <w:r>
-        <w:rPr>
-          <w:lang w:val="es-ES"/>
-        </w:rPr>
         <w:t xml:space="preserve">Una PC</w:t>
       </w:r>
       <w:r>
-        <w:rPr>
-          <w:lang w:val="es-ES"/>
-        </w:rPr>
         <w:t xml:space="preserve"> </w:t>
       </w:r>
       <w:r>
         <w:rPr>
           <w:rStyle w:val="VerbatimChar"/>
-          <w:lang w:val="es-ES"/>
         </w:rPr>
         <w:t xml:space="preserve">192.168.1.10</w:t>
       </w:r>
       <w:r>
-        <w:rPr>
-          <w:lang w:val="es-ES"/>
-        </w:rPr>
         <w:t xml:space="preserve"> </w:t>
       </w:r>
       <w:r>
-        <w:rPr>
-          <w:lang w:val="es-ES"/>
-        </w:rPr>
         <w:t xml:space="preserve">quiere hacer ping a</w:t>
       </w:r>
       <w:r>
-        <w:rPr>
-          <w:lang w:val="es-ES"/>
-        </w:rPr>
         <w:t xml:space="preserve"> </w:t>
       </w:r>
       <w:r>
         <w:rPr>
           <w:rStyle w:val="VerbatimChar"/>
-          <w:lang w:val="es-ES"/>
         </w:rPr>
         <w:t xml:space="preserve">192.168.1.20</w:t>
       </w:r>
       <w:r>
-        <w:rPr>
-          <w:lang w:val="es-ES"/>
-        </w:rPr>
         <w:t xml:space="preserve"> </w:t>
       </w:r>
       <w:r>
-        <w:rPr>
-          <w:lang w:val="es-ES"/>
-        </w:rPr>
         <w:t xml:space="preserve">y su tabla ARP está vacía.</w:t>
       </w:r>
     </w:p>
@@ -1511,9 +1177,6 @@
         </w:numPr>
       </w:pPr>
       <w:r>
-        <w:rPr>
-          <w:lang w:val="es-ES"/>
-        </w:rPr>
         <w:t xml:space="preserve">¿Qué mensaje ARP se envía primero y con qué dirección MAC de destino (capa 2)?</w:t>
       </w:r>
     </w:p>
@@ -1526,9 +1189,6 @@
         </w:numPr>
       </w:pPr>
       <w:r>
-        <w:rPr>
-          <w:lang w:val="es-ES"/>
-        </w:rPr>
         <w:t xml:space="preserve">¿Quién contesta y con qué tipo de mensaje?</w:t>
       </w:r>
     </w:p>
@@ -1541,9 +1201,6 @@
         </w:numPr>
       </w:pPr>
       <w:r>
-        <w:rPr>
-          <w:lang w:val="es-ES"/>
-        </w:rPr>
         <w:t xml:space="preserve">¿Qué guarda la PC en su tabla al terminar? ¿Con qué comando lo compruebas en Windows?</w:t>
       </w:r>
     </w:p>
@@ -1556,9 +1213,6 @@
         </w:numPr>
       </w:pPr>
       <w:r>
-        <w:rPr>
-          <w:lang w:val="es-ES"/>
-        </w:rPr>
         <w:t xml:space="preserve">¿ARP resuelve IP→MAC o MAC→IP?</w:t>
       </w:r>
     </w:p>
@@ -1569,9 +1223,6 @@
         <w:pStyle w:val="Heading2"/>
       </w:pPr>
       <w:r>
-        <w:rPr>
-          <w:lang w:val="es-ES"/>
-        </w:rPr>
         <w:t xml:space="preserve">11. MTU y fragmentación</w:t>
       </w:r>
     </w:p>
@@ -1580,55 +1231,35 @@
         <w:pStyle w:val="FirstParagraph"/>
       </w:pPr>
       <w:r>
-        <w:rPr>
-          <w:lang w:val="es-ES"/>
-        </w:rPr>
         <w:t xml:space="preserve">Un host envía un datagrama IPv4 de</w:t>
       </w:r>
       <w:r>
-        <w:rPr>
-          <w:lang w:val="es-ES"/>
-        </w:rPr>
         <w:t xml:space="preserve"> </w:t>
       </w:r>
       <w:r>
         <w:rPr>
           <w:b/>
           <w:bCs/>
-          <w:lang w:val="es-ES"/>
         </w:rPr>
         <w:t xml:space="preserve">4000 bytes de datos</w:t>
       </w:r>
       <w:r>
-        <w:rPr>
-          <w:lang w:val="es-ES"/>
-        </w:rPr>
         <w:t xml:space="preserve"> </w:t>
       </w:r>
       <w:r>
-        <w:rPr>
-          <w:lang w:val="es-ES"/>
-        </w:rPr>
         <w:t xml:space="preserve">+ 20 de cabecera por un enlace con</w:t>
       </w:r>
       <w:r>
-        <w:rPr>
-          <w:lang w:val="es-ES"/>
-        </w:rPr>
         <w:t xml:space="preserve"> </w:t>
       </w:r>
       <w:r>
         <w:rPr>
           <w:b/>
           <w:bCs/>
-          <w:lang w:val="es-ES"/>
         </w:rPr>
         <w:t xml:space="preserve">MTU 1500</w:t>
       </w:r>
       <w:r>
-        <w:rPr>
-          <w:lang w:val="es-ES"/>
-        </w:rPr>
         <w:t xml:space="preserve">.</w:t>
       </w:r>
     </w:p>
@@ -1641,9 +1272,6 @@
         </w:numPr>
       </w:pPr>
       <w:r>
-        <w:rPr>
-          <w:lang w:val="es-ES"/>
-        </w:rPr>
         <w:t xml:space="preserve">¿Cuántos bytes de payload caben en cada fragmento (recuerda el múltiplo de 8 y la cabecera)?</w:t>
       </w:r>
     </w:p>
@@ -1656,9 +1284,6 @@
         </w:numPr>
       </w:pPr>
       <w:r>
-        <w:rPr>
-          <w:lang w:val="es-ES"/>
-        </w:rPr>
         <w:t xml:space="preserve">¿Cuántos fragmentos salen en total? ¿Cuánto mide el último?</w:t>
       </w:r>
     </w:p>
@@ -1671,9 +1296,6 @@
         </w:numPr>
       </w:pPr>
       <w:r>
-        <w:rPr>
-          <w:lang w:val="es-ES"/>
-        </w:rPr>
         <w:t xml:space="preserve">¿Qué flag indica al destino que aún faltan fragmentos?</w:t>
       </w:r>
     </w:p>
@@ -1686,9 +1308,6 @@
         </w:numPr>
       </w:pPr>
       <w:r>
-        <w:rPr>
-          <w:lang w:val="es-ES"/>
-        </w:rPr>
         <w:t xml:space="preserve">¿Quién reensambla: el router intermedio o el host destino?</w:t>
       </w:r>
     </w:p>

--- a/docx/03-direccionamiento-ip/boletin-U03-inicial.docx
+++ b/docx/03-direccionamiento-ip/boletin-U03-inicial.docx
@@ -28,23 +28,23 @@
         </w:p>
       </w:sdtContent>
     </w:sdt>
-    <w:bookmarkStart w:id="9" w:name="boletín-ud3-inicial"/>
+    <w:bookmarkStart w:id="9" w:name="boletín-de-direccionamiento-ip-inicial"/>
     <w:p>
       <w:pPr>
         <w:pStyle w:val="Heading1"/>
       </w:pPr>
       <w:r>
-        <w:t xml:space="preserve">Boletín UD3 — Inicial</w:t>
+        <w:t xml:space="preserve">Boletín de Direccionamiento IP — Inicial</w:t>
       </w:r>
     </w:p>
     <w:bookmarkEnd w:id="9"/>
-    <w:bookmarkStart w:id="21" w:name="boletín-ud3-inicial-1"/>
+    <w:bookmarkStart w:id="21" w:name="boletín-de-direccionamiento-ip-inicial-1"/>
     <w:p>
       <w:pPr>
         <w:pStyle w:val="Heading1"/>
       </w:pPr>
       <w:r>
-        <w:t xml:space="preserve">📝 Boletín UD3 — Inicial</w:t>
+        <w:t xml:space="preserve">📝 Boletín de Direccionamiento IP — Inicial</w:t>
       </w:r>
     </w:p>
     <w:p>
